--- a/pr-preview/pr-27/chapters/github.docx
+++ b/pr-preview/pr-27/chapters/github.docx
@@ -15,7 +15,7 @@
         <w:pStyle w:val="Date"/>
       </w:pPr>
       <w:r>
-        <w:t xml:space="preserve">Last modified: 2026-10-14 01:35:48 (PDT)</w:t>
+        <w:t xml:space="preserve">Last modified: 2026-10-14 01:49:06 (PDT)</w:t>
       </w:r>
     </w:p>
     <w:p>

--- a/pr-preview/pr-27/chapters/github.docx
+++ b/pr-preview/pr-27/chapters/github.docx
@@ -15,7 +15,7 @@
         <w:pStyle w:val="Date"/>
       </w:pPr>
       <w:r>
-        <w:t xml:space="preserve">Last modified: 2026-10-14 01:49:06 (PDT)</w:t>
+        <w:t xml:space="preserve">Last modified: 2026-10-14 03:54:35 (PDT)</w:t>
       </w:r>
     </w:p>
     <w:p>
@@ -2651,7 +2651,7 @@
         <w:pStyle w:val="FirstParagraph"/>
       </w:pPr>
       <w:r>
-        <w:t xml:space="preserve">The lab’s pull request roles,</w:t>
+        <w:t xml:space="preserve">Recommended pull request roles,</w:t>
       </w:r>
       <w:r>
         <w:t xml:space="preserve"> </w:t>
@@ -3848,7 +3848,7 @@
         </w:r>
       </w:hyperlink>
       <w:r>
-        <w:t xml:space="preserve">, extolling the virtues of a self-contained, portable projects, for your reference.</w:t>
+        <w:t xml:space="preserve">, extolling the virtues of self-contained, portable projects, for your reference.</w:t>
       </w:r>
     </w:p>
     <w:bookmarkEnd w:id="55"/>
@@ -3866,7 +3866,7 @@
         <w:pStyle w:val="FirstParagraph"/>
       </w:pPr>
       <w:r>
-        <w:t xml:space="preserve">Our lab primarily uses GitHub,</w:t>
+        <w:t xml:space="preserve">This guide focuses on GitHub,</w:t>
       </w:r>
       <w:r>
         <w:t xml:space="preserve"> </w:t>
@@ -4231,7 +4231,7 @@
         <w:t xml:space="preserve"> </w:t>
       </w:r>
       <w:r>
-        <w:t xml:space="preserve">our lab’s own (experimental) package,</w:t>
+        <w:t xml:space="preserve">an experimental package from the Morrison Lab,</w:t>
       </w:r>
       <w:r>
         <w:t xml:space="preserve"> </w:t>
@@ -7188,7 +7188,7 @@
         <w:t xml:space="preserve"> </w:t>
       </w:r>
       <w:r>
-        <w:t xml:space="preserve">a lab member who wants the whole record</w:t>
+        <w:t xml:space="preserve">a team member who wants the whole record</w:t>
       </w:r>
       <w:r>
         <w:t xml:space="preserve"> </w:t>
